--- a/cp2025-source-4-rpm-fikih-kelas-viii-semester-1.docx
+++ b/cp2025-source-4-rpm-fikih-kelas-viii-semester-1.docx
@@ -1797,7 +1797,7 @@
                 <w:rFonts w:ascii="Arial" w:cs="Arial" w:eastAsia="Arial" w:hAnsi="Arial"/>
                 <w:rtl w:val="0"/>
               </w:rPr>
-              <w:t xml:space="preserve">Meliputi: (1) makna fardu kifayah dan dalil kewajiban mengurus jenazah; (2) empat tahapan penyelenggaraan jenazah (memandikan, mengafani, menyalatkan, menguburkan); (3) praktik tata cara salat jenazah dan mengafani; (4) empati dan kesadaran akan kematian serta adab bertakziah.</w:t>
+              <w:t>Meliputi: (1) makna fardu kifayah dan dalil kewajiban mengurus jenazah; (2) empat tahapan penyelenggaraan jenazah (memandikan, mengafani, menyalatkan, menguburkan); (3) praktik tata cara sholat jenazah dan mengafani; (4) empati dan kesadaran akan kematian serta adab bertakziah.</w:t>
             </w:r>
           </w:p>
         </w:tc>
@@ -2031,7 +2031,7 @@
                 <w:rFonts w:ascii="Arial" w:cs="Arial" w:eastAsia="Arial" w:hAnsi="Arial"/>
                 <w:rtl w:val="0"/>
               </w:rPr>
-              <w:t xml:space="preserve">Prosesi penguburan jenazah yang sesuai syariat juga mengandung kesadaran ekologis, yaitu mengembalikan jasad manusia ke tanah secara sederhana dan tidak berlebihan, sebagai wujud penghormatan terhadap alam dan keseimbangan ciptaan Allah Swt.</w:t>
+              <w:t>Prosesi penguburan jenazah yang sesuai syariat juga mengandung kesadaran ekologis, yaitu mengembalikan jasad manusia ke tanah secara sederhana dan tidak berlebihan, sebagai wujud penghormatan terhadap alam dan keseimbangan ciptaan Alloh Subhanahu Wata'ala</w:t>
             </w:r>
           </w:p>
         </w:tc>
@@ -4118,7 +4118,7 @@
                 <w:szCs w:val="20"/>
                 <w:rtl w:val="0"/>
               </w:rPr>
-              <w:t xml:space="preserve">Ruang kelas ditata untuk mendukung praktik kelompok (memberi ruang gerak yang cukup untuk simulasi mengafani dan salat jenazah) serta menciptakan suasana belajar yang khidmat, empatik, dan saling menghormati mengingat sensitivitas topik yang dibahas.</w:t>
+              <w:t>Ruang kelas ditata untuk mendukung praktik kelompok (memberi ruang gerak yang cukup untuk simulasi mengafani dan sholat jenazah) serta menciptakan suasana belajar yang khidmat, empatik, dan saling menghormati mengingat sensitivitas topik yang dibahas.</w:t>
             </w:r>
             <w:r>
               <w:rPr>
@@ -4205,7 +4205,7 @@
                 <w:szCs w:val="20"/>
                 <w:rtl w:val="0"/>
               </w:rPr>
-              <w:t xml:space="preserve">Video pembelajaran singkat berisi tata cara memandikan, mengafani, dan menyalatkan jenazah sebagai panduan visual, slide bacaan salat jenazah, serta media presentasi untuk memaparkan hasil diskusi dan refleksi kelompok.</w:t>
+              <w:t>Video pembelajaran singkat berisi tata cara memandikan, mengafani, dan menyalatkan jenazah sebagai panduan visual, slide bacaan sholat jenazah, serta media presentasi untuk memaparkan hasil diskusi dan refleksi kelompok.</w:t>
             </w:r>
             <w:r>
               <w:rPr>
@@ -5981,7 +5981,7 @@
                 <w:szCs w:val="20"/>
                 <w:rtl w:val="0"/>
               </w:rPr>
-              <w:t xml:space="preserve">Guru mendemonstrasikan garis besar tata cara memandikan, mengkafani, tata cara dan bacaan salat jenazah (empat takbir), serta tata cara pemakaman, menggunakan alat peraga (boneka simulasi dan kain kafan simulasi) dan slide tata urutan bacaan salat jenazah.</w:t>
+              <w:t>Guru mendemonstrasikan garis besar tata cara memandikan, mengkafani, tata cara dan bacaan sholat jenazah (empat takbir), serta tata cara pemakaman, menggunakan alat peraga (boneka simulasi dan kain kafan simulasi) dan slide tata urutan bacaan sholat jenazah.</w:t>
             </w:r>
             <w:r>
               <w:rPr>
@@ -6130,7 +6130,7 @@
                 <w:szCs w:val="20"/>
                 <w:rtl w:val="0"/>
               </w:rPr>
-              <w:t xml:space="preserve">Murid secara berkelompok berlatih mempraktikkan tata cara mengafani jenazah menggunakan kain simulasi dan mempraktikkan gerakan serta bacaan salat jenazah secara bergantian, dipandu oleh LK 2 sebagai panduan langkah demi langkah.</w:t>
+              <w:t>Murid secara berkelompok berlatih mempraktikkan tata cara mengafani jenazah menggunakan kain simulasi dan mempraktikkan gerakan serta bacaan sholat jenazah secara bergantian, dipandu oleh LK 2 sebagai panduan langkah demi langkah.</w:t>
             </w:r>
             <w:r>
               <w:rPr>
@@ -10891,7 +10891,7 @@
           <w:szCs w:val="20"/>
           <w:rtl w:val="0"/>
         </w:rPr>
-        <w:t xml:space="preserve">Lembar kerja ini menjadi panduan langkah demi langkah saat kelompokmu berlatih mempraktikkan tata cara mengafani jenazah dan tata cara salat jenazah.</w:t>
+        <w:t>Lembar kerja ini menjadi panduan langkah demi langkah saat kelompokmu berlatih mempraktikkan tata cara mengafani jenazah dan tata cara sholat jenazah.</w:t>
       </w:r>
       <w:r>
         <w:rPr>
@@ -10966,7 +10966,7 @@
           <w:color w:val="000000"/>
           <w:rtl w:val="0"/>
         </w:rPr>
-        <w:t xml:space="preserve">Lengkapi urutan bacaan setiap takbir salat jenazah pada tabel berikut berdasarkan penjelasan guru.</w:t>
+        <w:t>Lengkapi urutan bacaan setiap takbir sholat jenazah pada tabel berikut berdasarkan penjelasan guru.</w:t>
       </w:r>
     </w:p>
     <w:p>
@@ -10996,7 +10996,7 @@
           <w:color w:val="000000"/>
           <w:rtl w:val="0"/>
         </w:rPr>
-        <w:t xml:space="preserve">Praktikkan gerakan dan bacaan salat jenazah secara berpasangan/berkelompok, saling menyimak dan mengoreksi.</w:t>
+        <w:t>Praktikkan gerakan dan bacaan sholat jenazah secara berpasangan/berkelompok, saling menyimak dan mengoreksi.</w:t>
       </w:r>
     </w:p>
     <w:p>
@@ -11090,7 +11090,7 @@
           <w:szCs w:val="22"/>
           <w:rtl w:val="0"/>
         </w:rPr>
-        <w:t xml:space="preserve">1. Bacaan Setiap Takbir Salat Jenazah</w:t>
+        <w:t>1. Bacaan Setiap Takbir sholat Jenazah</w:t>
       </w:r>
       <w:r>
         <w:rPr>
@@ -13187,7 +13187,7 @@
           <w:szCs w:val="20"/>
           <w:rtl w:val="0"/>
         </w:rPr>
-        <w:t xml:space="preserve">Rian merasa masih terlalu muda untuk memikirkan kematian, sehingga ia menunda-nunda salat dan enggan memperbaiki perilakunya.</w:t>
+        <w:t>Rian merasa masih terlalu muda untuk memikirkan kematian, sehingga ia menunda-nunda sholat dan enggan memperbaiki perilakunya.</w:t>
       </w:r>
       <w:r>
         <w:rPr>
@@ -14508,7 +14508,7 @@
           <w:color w:val="000000"/>
           <w:rtl w:val="0"/>
         </w:rPr>
-        <w:t xml:space="preserve">Sebutkan jumlah takbir dalam salat jenazah beserta bacaan pada takbir pertama!</w:t>
+        <w:t>Sebutkan jumlah takbir dalam sholat jenazah beserta bacaan pada takbir pertama!</w:t>
       </w:r>
     </w:p>
     <w:p>
@@ -16268,7 +16268,7 @@
                 <w:szCs w:val="20"/>
                 <w:rtl w:val="0"/>
               </w:rPr>
-              <w:t xml:space="preserve">Ketepatan bacaan salat jenazah</w:t>
+              <w:t>Ketepatan bacaan sholat jenazah</w:t>
             </w:r>
             <w:r>
               <w:rPr>
@@ -16464,7 +16464,7 @@
                 <w:szCs w:val="20"/>
                 <w:rtl w:val="0"/>
               </w:rPr>
-              <w:t xml:space="preserve">Ketepatan gerakan salat jenazah</w:t>
+              <w:t>Ketepatan gerakan sholat jenazah</w:t>
             </w:r>
             <w:r>
               <w:rPr>
@@ -17791,17 +17791,6 @@
               </w:rPr>
             </w:r>
           </w:p>
-          <w:p>
-            <w:pPr>
-              <w:rPr/>
-            </w:pPr>
-            <w:r>
-              <w:rPr>
-                <w:rtl w:val="0"/>
-              </w:rPr>
-              <w:t xml:space="preserve">Mengetahui,</w:t>
-            </w:r>
-          </w:p>
         </w:tc>
         <w:tc>
           <w:tcPr>
@@ -17858,114 +17847,6 @@
                 <w:rtl w:val="0"/>
               </w:rPr>
               <w:t xml:space="preserve">Guru PAI dan Budi Pekerti,</w:t>
-            </w:r>
-          </w:p>
-        </w:tc>
-      </w:tr>
-      <w:tr>
-        <w:trPr>
-          <w:cantSplit w:val="0"/>
-          <w:trHeight w:val="315" w:hRule="atLeast"/>
-          <w:tblHeader w:val="0"/>
-        </w:trPr>
-        <w:tc>
-          <w:tcPr>
-            <w:shd w:fill="auto" w:val="clear"/>
-            <w:vAlign w:val="bottom"/>
-          </w:tcPr>
-          <w:p>
-            <w:pPr>
-              <w:rPr/>
-            </w:pPr>
-            <w:r>
-              <w:rPr>
-                <w:rtl w:val="0"/>
-              </w:rPr>
-            </w:r>
-          </w:p>
-          <w:p>
-            <w:pPr>
-              <w:rPr/>
-            </w:pPr>
-            <w:r>
-              <w:rPr>
-                <w:rtl w:val="0"/>
-              </w:rPr>
-            </w:r>
-          </w:p>
-          <w:p>
-            <w:pPr>
-              <w:rPr/>
-            </w:pPr>
-            <w:r>
-              <w:rPr>
-                <w:rtl w:val="0"/>
-              </w:rPr>
-            </w:r>
-          </w:p>
-          <w:p>
-            <w:pPr>
-              <w:rPr/>
-            </w:pPr>
-            <w:r>
-              <w:rPr>
-                <w:rtl w:val="0"/>
-              </w:rPr>
-            </w:r>
-          </w:p>
-        </w:tc>
-        <w:tc>
-          <w:tcPr>
-            <w:shd w:fill="auto" w:val="clear"/>
-            <w:vAlign w:val="bottom"/>
-          </w:tcPr>
-          <w:p>
-            <w:pPr>
-              <w:rPr/>
-            </w:pPr>
-            <w:r>
-              <w:rPr>
-                <w:rtl w:val="0"/>
-              </w:rPr>
-            </w:r>
-          </w:p>
-        </w:tc>
-      </w:tr>
-      <w:tr>
-        <w:trPr>
-          <w:cantSplit w:val="0"/>
-          <w:trHeight w:val="315" w:hRule="atLeast"/>
-          <w:tblHeader w:val="0"/>
-        </w:trPr>
-        <w:tc>
-          <w:tcPr>
-            <w:shd w:fill="auto" w:val="clear"/>
-            <w:vAlign w:val="bottom"/>
-          </w:tcPr>
-          <w:p>
-            <w:pPr>
-              <w:rPr/>
-            </w:pPr>
-            <w:r>
-              <w:rPr>
-                <w:rtl w:val="0"/>
-              </w:rPr>
-            </w:r>
-          </w:p>
-        </w:tc>
-        <w:tc>
-          <w:tcPr>
-            <w:shd w:fill="auto" w:val="clear"/>
-            <w:vAlign w:val="bottom"/>
-          </w:tcPr>
-          <w:p>
-            <w:pPr>
-              <w:rPr/>
-            </w:pPr>
-            <w:r>
-              <w:rPr>
-                <w:rtl w:val="0"/>
-              </w:rPr>
             </w:r>
           </w:p>
         </w:tc>
